--- a/example_articles/states/North Dakota/2.states_North Dakota_Other_publisher.docx
+++ b/example_articles/states/North Dakota/2.states_North Dakota_Other_publisher.docx
@@ -27,17 +27,17 @@
     </w:p>
     <w:p>
       <w:r>
-        <w:t>Source File: Other publishers/Files (500) (4).DOCX</w:t>
+        <w:t>Source file: Other publishers/Files (500) (4).DOCX</w:t>
       </w:r>
     </w:p>
     <w:p>
       <w:r>
-        <w:t>Raw locations result: ['North Dakota']</w:t>
+        <w:t>Raw locations result, 'locations': ['North Dakota']</w:t>
       </w:r>
     </w:p>
     <w:p>
       <w:r>
-        <w:t>states_stand_flat (Standardized): North Dakota</w:t>
+        <w:t>Standardized locations result, 'states_stand_flat': North Dakota</w:t>
       </w:r>
     </w:p>
     <w:p>

--- a/example_articles/states/North Dakota/2.states_North Dakota_Other_publisher.docx
+++ b/example_articles/states/North Dakota/2.states_North Dakota_Other_publisher.docx
@@ -32,7 +32,7 @@
     </w:p>
     <w:p>
       <w:r>
-        <w:t>Raw locations result, 'locations': ['North Dakota', 'United States']</w:t>
+        <w:t>Raw locations result, 'locations': ['North Dakota']</w:t>
       </w:r>
     </w:p>
     <w:p>
